--- a/deliverables/GUIDE_REPRODUCIBLE_HOST_EN.docx
+++ b/deliverables/GUIDE_REPRODUCIBLE_HOST_EN.docx
@@ -116,7 +116,7 @@
           <w:spacing w:val="0"/>
           <w:color w:val="181E2A"/>
         </w:rPr>
-        <w:t xml:space="preserve">ghcr.io/global-datacare/gw-core@sha256:724ba328915d9907d7254c7eeded845d70dc1ae05881bccff630e871fbc7389f</w:t>
+        <w:t xml:space="preserve">ghcr.io/global-datacare/gw-core@sha256:e08eb3482e8e6df812269ba72c14d7831c2cdc331fe7bc6836a606b4e2e96a71</w:t>
       </w:r>
       <w:r>
         <w:rPr>
@@ -185,7 +185,7 @@
           <w:spacing w:val="0"/>
           <w:color w:val="181E2A"/>
         </w:rPr>
-        <w:t xml:space="preserve">ghcr.io/global-datacare/host-runtime@sha256:67e5c0fb93efbdc79812a3579ea0b9b0d8e230fca8d430c72e81666a7389f7ac</w:t>
+        <w:t xml:space="preserve">ghcr.io/global-datacare/host-runtime@sha256:0742ce44f2c56b8a559ed872620c779adaac64c6e1b476d3fda1762f0d2fe510</w:t>
       </w:r>
       <w:r>
         <w:rPr>
@@ -2562,20 +2562,20 @@
           <w:spacing w:val="0"/>
           <w:color w:val="181E2A"/>
         </w:rPr>
-        <w:t xml:space="preserve">export GW_PUBLIC_IMAGE="ghcr.io/global-datacare/gw-core@sha256:724ba328915d9907d7254c7eeded845d70dc1ae05881bccff630e871fbc7389f"</w:t>
-      </w:r>
-    </w:p>
-    <w:p>
-      <w:pPr/>
-      <w:r>
-        <w:rPr>
-          <w:rFonts w:ascii="Menlo" w:hAnsi="Menlo" w:cs="Menlo"/>
-          <w:sz w:val="26"/>
-          <w:sz-cs w:val="26"/>
-          <w:spacing w:val="0"/>
-          <w:color w:val="181E2A"/>
-        </w:rPr>
-        <w:t xml:space="preserve">export CCAAS_PUBLIC_IMAGE="ghcr.io/global-datacare/host-runtime@sha256:67e5c0fb93efbdc79812a3579ea0b9b0d8e230fca8d430c72e81666a7389f7ac"</w:t>
+        <w:t xml:space="preserve">export GW_PUBLIC_IMAGE="ghcr.io/global-datacare/gw-core@sha256:e08eb3482e8e6df812269ba72c14d7831c2cdc331fe7bc6836a606b4e2e96a71"</w:t>
+      </w:r>
+    </w:p>
+    <w:p>
+      <w:pPr/>
+      <w:r>
+        <w:rPr>
+          <w:rFonts w:ascii="Menlo" w:hAnsi="Menlo" w:cs="Menlo"/>
+          <w:sz w:val="26"/>
+          <w:sz-cs w:val="26"/>
+          <w:spacing w:val="0"/>
+          <w:color w:val="181E2A"/>
+        </w:rPr>
+        <w:t xml:space="preserve">export CCAAS_PUBLIC_IMAGE="ghcr.io/global-datacare/host-runtime@sha256:0742ce44f2c56b8a559ed872620c779adaac64c6e1b476d3fda1762f0d2fe510"</w:t>
       </w:r>
     </w:p>
     <w:p>
